--- a/04_支援会社提出パッケージ/01_規程Word/システム管理規程_ドラフト.docx
+++ b/04_支援会社提出パッケージ/01_規程Word/システム管理規程_ドラフト.docx
@@ -1112,7 +1112,7 @@
           <w:b w:val="0"/>
           <w:i w:val="0"/>
         </w:rPr>
-        <w:t>AI受託開発、SaaS、ローカルLLM等の開発・運用がある。</w:t>
+        <w:t>AI受託開発、SaaSその他顧客向けシステムの開発・運用がある。</w:t>
       </w:r>
     </w:p>
     <w:p>
